--- a/ru/wisdom-stories/istanbul-woman-remembers.docx
+++ b/ru/wisdom-stories/istanbul-woman-remembers.docx
@@ -170,7 +170,7 @@
         <w:rPr>
           <w:lang/>
         </w:rPr>
-        <w:t>Я согласилась. Мы зашли в его контору неподалёку. На табличке у двери стояло его имя, а под ним — слово “адвокат”.</w:t>
+        <w:t xml:space="preserve">Я согласилась. Мы зашли в его контору неподалёку. На табличке у двери стояло его имя, а под ним — слово „адвокат“.</w:t>
       </w:r>
     </w:p>
     <w:p>
